--- a/ms-2026-07-02.docx
+++ b/ms-2026-07-02.docx
@@ -1798,7 +1798,23 @@
       </w:pPr>
       <w:r>
         <w:rPr/>
-        <w:t xml:space="preserve">In several cases, the 89 and 476 type systems were able to distinguish signatures that the 83-type system merged. This is clearest for deletions of single T bases from tracts of </w:t>
+        <w:t xml:space="preserve">In several cases, the </w:t>
+      </w:r>
+      <w:r>
+        <w:rPr/>
+        <w:t>indel classifications</w:t>
+      </w:r>
+      <w:r>
+        <w:rPr/>
+        <w:t xml:space="preserve"> systems were able to distinguish signatures that the </w:t>
+      </w:r>
+      <w:r>
+        <w:rPr/>
+        <w:t>older</w:t>
+      </w:r>
+      <w:r>
+        <w:rPr/>
+        <w:t xml:space="preserve"> system merged. This is clearest for deletions of single T bases from tracts of </w:t>
       </w:r>
       <w:r>
         <w:rPr>
@@ -1812,7 +1828,7 @@
       </w:r>
       <w:r>
         <w:rPr/>
-        <w:t>The data we analyzed had</w:t>
+        <w:t>Our data set had</w:t>
       </w:r>
       <w:r>
         <w:rPr/>
@@ -1854,18 +1870,75 @@
         <w:rPr>
           <w:rFonts w:eastAsia="Liberation Serif" w:cs="Liberation Serif" w:ascii="Liberation Serif" w:hAnsi="Liberation Serif"/>
         </w:rPr>
-        <w:t>≥ 8 Ts. However, they are distinguished by InsDel2a’s preference of flanking A bases and InsDel1c’s preference for flanking C bases.</w:t>
-      </w:r>
-      <w:r>
-        <w:rPr/>
-        <w:t xml:space="preserve"> Attributions with the 89-type signatures </w:t>
+        <w:t xml:space="preserve">≥ 8 Ts. However, they are distinguished by InsDel2a’s preference </w:t>
+      </w:r>
+      <w:r>
+        <w:rPr>
+          <w:rFonts w:eastAsia="Liberation Serif" w:cs="Liberation Serif" w:ascii="Liberation Serif" w:hAnsi="Liberation Serif"/>
+        </w:rPr>
+        <w:t>for</w:t>
+      </w:r>
+      <w:r>
+        <w:rPr>
+          <w:rFonts w:eastAsia="Liberation Serif" w:cs="Liberation Serif" w:ascii="Liberation Serif" w:hAnsi="Liberation Serif"/>
+        </w:rPr>
+        <w:t xml:space="preserve"> flanking A bases and InsDel1c’s preference for flanking C bases.</w:t>
+      </w:r>
+      <w:r>
+        <w:rPr/>
+        <w:t xml:space="preserve"> </w:t>
+      </w:r>
+      <w:r>
+        <w:rPr/>
+        <w:t>Mutations attr</w:t>
+      </w:r>
+      <w:r>
+        <w:rPr>
+          <w:shd w:fill="auto" w:val="clear"/>
+        </w:rPr>
+        <w:t xml:space="preserve">ibuted to </w:t>
+      </w:r>
+      <w:r>
+        <w:rPr>
+          <w:color w:val="000000"/>
+          <w:shd w:fill="auto" w:val="clear"/>
+        </w:rPr>
+        <w:t xml:space="preserve">Insdel2b and InsDel2c are strongly enriched among MSI-H tumors. </w:t>
+      </w:r>
+      <w:r>
+        <w:rPr>
+          <w:color w:val="000000"/>
+          <w:shd w:fill="auto" w:val="clear"/>
+        </w:rPr>
+        <w:t xml:space="preserve">Furthermore, </w:t>
+      </w:r>
+      <w:r>
+        <w:rPr>
+          <w:color w:val="000000"/>
+          <w:shd w:fill="auto" w:val="clear"/>
+        </w:rPr>
+        <w:t xml:space="preserve">the counts of mutations attributed to these signatures are correlated with the counts of mutations attributed to </w:t>
+      </w:r>
+      <w:r>
+        <w:rPr>
+          <w:color w:val="000000"/>
+          <w:shd w:fill="auto" w:val="clear"/>
+        </w:rPr>
+        <w:t xml:space="preserve">the </w:t>
+      </w:r>
+      <w:r>
+        <w:rPr>
+          <w:color w:val="000000"/>
+          <w:shd w:fill="auto" w:val="clear"/>
+        </w:rPr>
+        <w:t xml:space="preserve">MSI-H-associated SBS signatures SBS6, SBS26, and SBS44 </w:t>
       </w:r>
       <w:r>
         <w:rPr>
           <w:color w:val="000000"/>
           <w:highlight w:val="yellow"/>
         </w:rPr>
-        <w:t>Insdel2b and InsDel2c are strongly enriched among MSI-H tumors and the counts of mutations attributed to these signatures are correlated with the counts of mutations attributed to MSI-H-associated SBS signatures SBS6, SBS26, and SBS44 (Figure 4, Figure S7 – need to move downstream sup fig numbers</w:t>
+        <w:t>(Figure 4, Figure S7 – need to move downstream sup fig numbers</w:t>
       </w:r>
       <w:r>
         <w:rPr>
@@ -1884,25 +1957,51 @@
       </w:pPr>
       <w:r>
         <w:rPr/>
-        <w:t xml:space="preserve">Like deletions of single T bases from long poly-T tracts, insertions of single T bases into tracts of </w:t>
-      </w:r>
-      <w:r>
-        <w:rPr>
-          <w:rFonts w:eastAsia="Liberation Serif" w:cs="Liberation Serif" w:ascii="Liberation Serif" w:hAnsi="Liberation Serif"/>
-        </w:rPr>
-        <w:t>≥</w:t>
-      </w:r>
-      <w:r>
-        <w:rPr/>
-        <w:t xml:space="preserve"> 5 Ts also showed that the 89 and 476-type systems distinguish signatures that the 83-type classification does not. </w:t>
-      </w:r>
-      <w:r>
-        <w:rPr/>
-        <w:t>T</w:t>
-      </w:r>
-      <w:r>
-        <w:rPr/>
-        <w:t xml:space="preserve">he data we analyzed </w:t>
+        <w:t>In addition to</w:t>
+      </w:r>
+      <w:r>
+        <w:rPr/>
+        <w:t xml:space="preserve"> </w:t>
+      </w:r>
+      <w:r>
+        <w:rPr/>
+        <w:t>the</w:t>
+      </w:r>
+      <w:r>
+        <w:rPr/>
+        <w:t xml:space="preserve"> deletions of single T bases from long poly-T tracts, insertions of single T bases into </w:t>
+      </w:r>
+      <w:r>
+        <w:rPr/>
+        <w:t xml:space="preserve">long poly-T </w:t>
+      </w:r>
+      <w:r>
+        <w:rPr/>
+        <w:t xml:space="preserve">tracts also showed that the </w:t>
+      </w:r>
+      <w:r>
+        <w:rPr/>
+        <w:t>new indel classification</w:t>
+      </w:r>
+      <w:r>
+        <w:rPr/>
+        <w:t xml:space="preserve"> systems distinguish signatures that the </w:t>
+      </w:r>
+      <w:r>
+        <w:rPr/>
+        <w:t>older system merged</w:t>
+      </w:r>
+      <w:r>
+        <w:rPr/>
+        <w:t xml:space="preserve">. </w:t>
+      </w:r>
+      <w:r>
+        <w:rPr/>
+        <w:t>Our data set</w:t>
+      </w:r>
+      <w:r>
+        <w:rPr/>
+        <w:t xml:space="preserve"> </w:t>
       </w:r>
       <w:r>
         <w:rPr/>

--- a/ms-2026-07-02.docx
+++ b/ms-2026-07-02.docx
@@ -501,6 +501,29 @@
           <w:szCs w:val="20"/>
         </w:rPr>
         <w:t>]</w:t>
+      </w:r>
+    </w:p>
+    <w:p>
+      <w:pPr>
+        <w:pStyle w:val="BodyText"/>
+        <w:tabs>
+          <w:tab w:val="clear" w:pos="720"/>
+          <w:tab w:val="left" w:pos="0" w:leader="none"/>
+        </w:tabs>
+        <w:spacing w:lineRule="auto" w:line="480" w:before="0" w:after="0"/>
+        <w:rPr>
+          <w:rFonts w:ascii="Google Sans;Roboto;Arial;sans-s" w:hAnsi="Google Sans;Roboto;Arial;sans-s"/>
+          <w:sz w:val="20"/>
+          <w:szCs w:val="20"/>
+        </w:rPr>
+      </w:pPr>
+      <w:r>
+        <w:rPr>
+          <w:rFonts w:ascii="Google Sans;Roboto;Arial;sans-s" w:hAnsi="Google Sans;Roboto;Arial;sans-s"/>
+          <w:sz w:val="20"/>
+          <w:szCs w:val="20"/>
+        </w:rPr>
+        <w:t>http://8.138.15.71/</w:t>
       </w:r>
       <w:r>
         <w:br w:type="page"/>
@@ -1798,23 +1821,7 @@
       </w:pPr>
       <w:r>
         <w:rPr/>
-        <w:t xml:space="preserve">In several cases, the </w:t>
-      </w:r>
-      <w:r>
-        <w:rPr/>
-        <w:t>indel classifications</w:t>
-      </w:r>
-      <w:r>
-        <w:rPr/>
-        <w:t xml:space="preserve"> systems were able to distinguish signatures that the </w:t>
-      </w:r>
-      <w:r>
-        <w:rPr/>
-        <w:t>older</w:t>
-      </w:r>
-      <w:r>
-        <w:rPr/>
-        <w:t xml:space="preserve"> system merged. This is clearest for deletions of single T bases from tracts of </w:t>
+        <w:t xml:space="preserve">In several cases, the indel classifications systems were able to distinguish signatures that the older system merged. This is clearest for deletions of single T bases from tracts of </w:t>
       </w:r>
       <w:r>
         <w:rPr>
@@ -1824,73 +1831,17 @@
       </w:r>
       <w:r>
         <w:rPr/>
-        <w:t xml:space="preserve"> 6 Ts. </w:t>
-      </w:r>
-      <w:r>
-        <w:rPr/>
-        <w:t>Our data set had</w:t>
-      </w:r>
-      <w:r>
-        <w:rPr/>
-        <w:t xml:space="preserve"> &gt; 8.5 million </w:t>
-      </w:r>
-      <w:r>
-        <w:rPr/>
-        <w:t xml:space="preserve">of these </w:t>
-      </w:r>
-      <w:r>
-        <w:rPr/>
-        <w:t xml:space="preserve">deletions out of 18.4 million deletions in total. </w:t>
-      </w:r>
-      <w:r>
-        <w:rPr/>
-        <w:t>The</w:t>
-      </w:r>
-      <w:r>
-        <w:rPr/>
-        <w:t xml:space="preserve"> COSMIC reference signature ID2 </w:t>
-      </w:r>
-      <w:r>
-        <w:rPr/>
-        <w:t>in the older, 83-type classification,</w:t>
-      </w:r>
-      <w:r>
-        <w:rPr/>
-        <w:t xml:space="preserve"> consists exclusively of th</w:t>
-      </w:r>
-      <w:r>
-        <w:rPr/>
-        <w:t>ese</w:t>
-      </w:r>
-      <w:r>
-        <w:rPr/>
-        <w:t xml:space="preserve"> deletions. The new indel classifications divide ID2 into three signatures. Among these, InsDel2b is dominated by deletions of T from tracts of 5 to 7 Ts. InsDel2a and InsDel2c are both dominated by deletions of single Ts’ from stretches of </w:t>
+        <w:t xml:space="preserve"> 6 Ts. Our data set had &gt; 8.5 million of these deletions out of 18.4 million deletions in total. The COSMIC reference signature ID2 in the older, 83-type classification, consists exclusively of these deletions. The new indel classifications divide ID2 into three signatures. Among these, InsDel2b is dominated by deletions of T from tracts of 5 to 7 Ts. InsDel2a and InsDel2c are both dominated by deletions of single Ts’ from stretches of </w:t>
       </w:r>
       <w:r>
         <w:rPr>
           <w:rFonts w:eastAsia="Liberation Serif" w:cs="Liberation Serif" w:ascii="Liberation Serif" w:hAnsi="Liberation Serif"/>
         </w:rPr>
-        <w:t xml:space="preserve">≥ 8 Ts. However, they are distinguished by InsDel2a’s preference </w:t>
-      </w:r>
-      <w:r>
-        <w:rPr>
-          <w:rFonts w:eastAsia="Liberation Serif" w:cs="Liberation Serif" w:ascii="Liberation Serif" w:hAnsi="Liberation Serif"/>
-        </w:rPr>
-        <w:t>for</w:t>
-      </w:r>
-      <w:r>
-        <w:rPr>
-          <w:rFonts w:eastAsia="Liberation Serif" w:cs="Liberation Serif" w:ascii="Liberation Serif" w:hAnsi="Liberation Serif"/>
-        </w:rPr>
-        <w:t xml:space="preserve"> flanking A bases and InsDel1c’s preference for flanking C bases.</w:t>
-      </w:r>
-      <w:r>
-        <w:rPr/>
-        <w:t xml:space="preserve"> </w:t>
-      </w:r>
-      <w:r>
-        <w:rPr/>
-        <w:t>Mutations attr</w:t>
+        <w:t>≥ 8 Ts. However, they are distinguished by InsDel2a’s preference for flanking A bases and InsDel1c’s preference for flanking C bases.</w:t>
+      </w:r>
+      <w:r>
+        <w:rPr/>
+        <w:t xml:space="preserve"> Mutations attr</w:t>
       </w:r>
       <w:r>
         <w:rPr>
@@ -1903,35 +1854,7 @@
           <w:color w:val="000000"/>
           <w:shd w:fill="auto" w:val="clear"/>
         </w:rPr>
-        <w:t xml:space="preserve">Insdel2b and InsDel2c are strongly enriched among MSI-H tumors. </w:t>
-      </w:r>
-      <w:r>
-        <w:rPr>
-          <w:color w:val="000000"/>
-          <w:shd w:fill="auto" w:val="clear"/>
-        </w:rPr>
-        <w:t xml:space="preserve">Furthermore, </w:t>
-      </w:r>
-      <w:r>
-        <w:rPr>
-          <w:color w:val="000000"/>
-          <w:shd w:fill="auto" w:val="clear"/>
-        </w:rPr>
-        <w:t xml:space="preserve">the counts of mutations attributed to these signatures are correlated with the counts of mutations attributed to </w:t>
-      </w:r>
-      <w:r>
-        <w:rPr>
-          <w:color w:val="000000"/>
-          <w:shd w:fill="auto" w:val="clear"/>
-        </w:rPr>
-        <w:t xml:space="preserve">the </w:t>
-      </w:r>
-      <w:r>
-        <w:rPr>
-          <w:color w:val="000000"/>
-          <w:shd w:fill="auto" w:val="clear"/>
-        </w:rPr>
-        <w:t xml:space="preserve">MSI-H-associated SBS signatures SBS6, SBS26, and SBS44 </w:t>
+        <w:t xml:space="preserve">Insdel2b and InsDel2c are strongly enriched among MSI-H tumors. Furthermore, the counts of mutations attributed to these signatures are correlated with the counts of mutations attributed to the MSI-H-associated SBS signatures SBS6, SBS26, and SBS44 </w:t>
       </w:r>
       <w:r>
         <w:rPr>
@@ -1957,59 +1880,7 @@
       </w:pPr>
       <w:r>
         <w:rPr/>
-        <w:t>In addition to</w:t>
-      </w:r>
-      <w:r>
-        <w:rPr/>
-        <w:t xml:space="preserve"> </w:t>
-      </w:r>
-      <w:r>
-        <w:rPr/>
-        <w:t>the</w:t>
-      </w:r>
-      <w:r>
-        <w:rPr/>
-        <w:t xml:space="preserve"> deletions of single T bases from long poly-T tracts, insertions of single T bases into </w:t>
-      </w:r>
-      <w:r>
-        <w:rPr/>
-        <w:t xml:space="preserve">long poly-T </w:t>
-      </w:r>
-      <w:r>
-        <w:rPr/>
-        <w:t xml:space="preserve">tracts also showed that the </w:t>
-      </w:r>
-      <w:r>
-        <w:rPr/>
-        <w:t>new indel classification</w:t>
-      </w:r>
-      <w:r>
-        <w:rPr/>
-        <w:t xml:space="preserve"> systems distinguish signatures that the </w:t>
-      </w:r>
-      <w:r>
-        <w:rPr/>
-        <w:t>older system merged</w:t>
-      </w:r>
-      <w:r>
-        <w:rPr/>
-        <w:t xml:space="preserve">. </w:t>
-      </w:r>
-      <w:r>
-        <w:rPr/>
-        <w:t>Our data set</w:t>
-      </w:r>
-      <w:r>
-        <w:rPr/>
-        <w:t xml:space="preserve"> </w:t>
-      </w:r>
-      <w:r>
-        <w:rPr/>
-        <w:t>had</w:t>
-      </w:r>
-      <w:r>
-        <w:rPr/>
-        <w:t xml:space="preserve"> 3.3 million insertions of single T bases into tracts of </w:t>
+        <w:t xml:space="preserve">In addition to the deletions of single T bases from long poly-T tracts, insertions of single T bases into long poly-T tracts also showed that the new indel classification systems distinguish signatures that the older system merged. Our data set had 3.3 million insertions of single T bases into tracts of </w:t>
       </w:r>
       <w:r>
         <w:rPr>
@@ -2749,7 +2620,39 @@
       </w:pPr>
       <w:r>
         <w:rPr/>
-        <w:t>The 89-type taxonomy also allowed us to better resolve the relationships within previously broader categories. For instance, the three signatures derived from C_ID1 (InsDel1a, InsDel1b, and InsDel1c) each showed distinct correlation patterns. InsDel1a closely recapitulated the correlation profile of the original C_ID1, and frequently co-occurred with SBS88, SBS17, and SBS93, which are prominent in the “GI-ROS” cluster associated with gastrointestinal and reactive oxygen species-related mutagenesis. In contrast, InsDel1b was linked to POLE proofreading errors, while InsDel1c was more frequently associated with liver cancer signatures.</w:t>
+        <w:t xml:space="preserve">The 89-type taxonomy also allowed us to better resolve the relationships within previously broader categories. For instance, the three signatures derived from C_ID1 (InsDel1a, InsDel1b, and InsDel1c) each showed distinct correlation patterns. </w:t>
+      </w:r>
+      <w:r>
+        <w:rPr>
+          <w:shd w:fill="FFFF00" w:val="clear"/>
+        </w:rPr>
+        <w:t>&lt;bring this up earlier or not &gt;</w:t>
+      </w:r>
+      <w:r>
+        <w:rPr/>
+        <w:t xml:space="preserve"> InsDel1a closely recapitulated the correlation profile of the original C_ID1, and frequently co-occurred with SBS88, SBS17, and SBS93, which are prominent in the “GI-ROS” </w:t>
+      </w:r>
+      <w:r>
+        <w:rPr>
+          <w:shd w:fill="FFFF00" w:val="clear"/>
+        </w:rPr>
+        <w:t xml:space="preserve">&lt;GI enriched </w:t>
+      </w:r>
+      <w:r>
+        <w:rPr>
+          <w:shd w:fill="FFFF00" w:val="clear"/>
+        </w:rPr>
+        <w:t>instead</w:t>
+      </w:r>
+      <w:r>
+        <w:rPr>
+          <w:shd w:fill="FFFF00" w:val="clear"/>
+        </w:rPr>
+        <w:t xml:space="preserve">&gt; </w:t>
+      </w:r>
+      <w:r>
+        <w:rPr/>
+        <w:t>cluster associated with gastrointestinal and reactive oxygen species-related mutagenesis. In contrast, InsDel1b was linked to POLE proofreading errors, while InsDel1c was more frequently associated with liver cancer signatures.</w:t>
       </w:r>
     </w:p>
     <w:p>
@@ -2797,24 +2700,7 @@
     <w:p>
       <w:pPr>
         <w:pStyle w:val="Normal"/>
-        <w:rPr/>
-      </w:pPr>
-      <w:commentRangeStart w:id="1"/>
-      <w:r>
-        <w:rPr/>
-        <w:t>Interesting – ID_K lagging strand enrichment related to POLE</w:t>
-      </w:r>
-      <w:commentRangeEnd w:id="1"/>
-      <w:r>
-        <w:commentReference w:id="1"/>
-      </w:r>
-      <w:r>
-        <w:rPr/>
-      </w:r>
-    </w:p>
-    <w:p>
-      <w:pPr>
-        <w:pStyle w:val="Normal"/>
+        <w:ind w:hanging="0" w:start="0"/>
         <w:rPr>
           <w:rFonts w:eastAsia="宋体" w:hint="eastAsia"/>
         </w:rPr>
@@ -3096,14 +2982,14 @@
         <w:rPr/>
         <w:t xml:space="preserve"> signatures displayed distinct replication strand asymmetries, where ID_K was enriched predominantly on the leading strand, whereas C_ID7 and ID_N showed preferential enrichment on the lagging strand. </w:t>
       </w:r>
-      <w:commentRangeStart w:id="2"/>
+      <w:commentRangeStart w:id="1"/>
       <w:r>
         <w:rPr/>
         <w:t>The leading-strand bias observed for ID_K is consistent with that of SBS10a and SBS10b, two substitution signatures driven by POLE exonuclease domain mutations, further supporting a mechanistic link between replication fidelity defects and leading-strand mutagenesis.</w:t>
       </w:r>
-      <w:commentRangeEnd w:id="2"/>
-      <w:r>
-        <w:commentReference w:id="2"/>
+      <w:commentRangeEnd w:id="1"/>
+      <w:r>
+        <w:commentReference w:id="1"/>
       </w:r>
       <w:r>
         <w:rPr/>
@@ -3349,8 +3235,8 @@
         <w:rPr/>
         <w:t xml:space="preserve"> (Repair of DNA double strand breaks by NHEJ) and ID_F (TOP1-mediated mutagenesis). For example, ID_F showed enriched mutations in late replication regions in bladder cancer, while in skin cancer it showed the opposite trend. For 89-type signatures, we conducted similar analysis without simulation data. The majority of signatures showed enrichment in late-replicating regions, which is consistent with what we observed 83-type signatures (</w:t>
       </w:r>
+      <w:commentRangeStart w:id="2"/>
       <w:commentRangeStart w:id="3"/>
-      <w:commentRangeStart w:id="4"/>
       <w:r>
         <w:rPr>
           <w:shd w:fill="00FFFF" w:val="clear"/>
@@ -3370,9 +3256,9 @@
           <w:shd w:fill="00FFFF" w:val="clear"/>
         </w:rPr>
       </w:r>
-      <w:commentRangeEnd w:id="4"/>
-      <w:r>
-        <w:commentReference w:id="4"/>
+      <w:commentRangeEnd w:id="3"/>
+      <w:r>
+        <w:commentReference w:id="3"/>
       </w:r>
       <w:r>
         <w:rPr>
@@ -3380,9 +3266,9 @@
           <w:shd w:fill="00FFFF" w:val="clear"/>
         </w:rPr>
       </w:r>
-      <w:commentRangeEnd w:id="3"/>
-      <w:r>
-        <w:commentReference w:id="3"/>
+      <w:commentRangeEnd w:id="2"/>
+      <w:r>
+        <w:commentReference w:id="2"/>
       </w:r>
       <w:r>
         <w:rPr>
@@ -3864,9 +3750,9 @@
         </w:rPr>
         <w:t xml:space="preserve">We also investigated the genome-wide topographical features associated with indel signatures, including transcriptional strand bias, replication strand bias, genic distribution, and replication timing. </w:t>
       </w:r>
+      <w:commentRangeStart w:id="4"/>
       <w:commentRangeStart w:id="5"/>
       <w:commentRangeStart w:id="6"/>
-      <w:commentRangeStart w:id="7"/>
       <w:r>
         <w:rPr>
           <w:rFonts w:eastAsia="宋体" w:eastAsiaTheme="minorEastAsia"/>
@@ -3878,27 +3764,33 @@
           <w:rFonts w:eastAsia="宋体" w:eastAsiaTheme="minorEastAsia"/>
         </w:rPr>
       </w:r>
-      <w:commentRangeEnd w:id="7"/>
-      <w:r>
+      <w:commentRangeEnd w:id="6"/>
+      <w:r>
+        <w:commentReference w:id="6"/>
+      </w:r>
+      <w:r>
+        <w:rPr>
+          <w:rFonts w:eastAsia="宋体" w:eastAsiaTheme="minorEastAsia"/>
+        </w:rPr>
+      </w:r>
+      <w:commentRangeEnd w:id="5"/>
+      <w:r>
+        <w:commentReference w:id="5"/>
+      </w:r>
+      <w:r>
+        <w:rPr>
+          <w:rFonts w:eastAsia="宋体" w:eastAsiaTheme="minorEastAsia"/>
+        </w:rPr>
+      </w:r>
+      <w:commentRangeEnd w:id="4"/>
+      <w:r>
+        <w:commentReference w:id="4"/>
+      </w:r>
+      <w:r>
+        <w:rPr>
+          <w:rFonts w:eastAsia="宋体" w:eastAsiaTheme="minorEastAsia"/>
+        </w:rPr>
         <w:commentReference w:id="7"/>
-      </w:r>
-      <w:r>
-        <w:rPr>
-          <w:rFonts w:eastAsia="宋体" w:eastAsiaTheme="minorEastAsia"/>
-        </w:rPr>
-      </w:r>
-      <w:commentRangeEnd w:id="6"/>
-      <w:r>
-        <w:commentReference w:id="6"/>
-      </w:r>
-      <w:r>
-        <w:rPr>
-          <w:rFonts w:eastAsia="宋体" w:eastAsiaTheme="minorEastAsia"/>
-        </w:rPr>
-      </w:r>
-      <w:commentRangeEnd w:id="5"/>
-      <w:r>
-        <w:commentReference w:id="5"/>
       </w:r>
       <w:r>
         <w:rPr>
@@ -4044,7 +3936,7 @@
         <w:rPr>
           <w:shd w:fill="FFFF00" w:val="clear"/>
         </w:rPr>
-        <w:t xml:space="preserve"> These data was also provided</w:t>
+        <w:t xml:space="preserve"> &lt;we can duplicate this in the code but we don’t need to re-present the Priestly table&gt; These data was also provided</w:t>
       </w:r>
       <w:r>
         <w:rPr/>
@@ -4867,7 +4759,7 @@
       </w:del>
       <w:r>
         <w:rPr/>
-        <w:t>p values were calculated for the odds ratio using Fisher’s exact test. Only strand asymmetries with p value &gt; 0.05 were considered showing strand asymmetries.</w:t>
+        <w:t>p values calculated for the odds ratio using Fisher’s exact test. Only strand asymmetries with p value &gt; 0.05 were considered showing strand asymmetries.</w:t>
       </w:r>
     </w:p>
     <w:p>
@@ -5875,6 +5767,19 @@
     <w:p>
       <w:pPr>
         <w:pStyle w:val="Heading1"/>
+        <w:rPr/>
+      </w:pPr>
+      <w:r>
+        <w:rPr/>
+      </w:r>
+      <w:r>
+        <w:br w:type="page"/>
+      </w:r>
+    </w:p>
+    <w:p>
+      <w:pPr>
+        <w:pStyle w:val="Heading1"/>
+        <w:spacing w:before="0" w:after="120"/>
         <w:rPr/>
       </w:pPr>
       <w:r>
@@ -21470,106 +21375,6 @@
     <w:p>
       <w:pPr>
         <w:overflowPunct w:val="false"/>
-        <w:spacing w:before="0" w:after="0" w:lineRule="auto" w:line="240"/>
-        <w:rPr/>
-      </w:pPr>
-      <w:r>
-        <w:annotationRef/>
-      </w:r>
-      <w:r>
-        <w:rPr>
-          <w:rFonts w:cs="Noto Sans Arabic UI" w:eastAsia="宋体" w:ascii="Calibri" w:hAnsi="Calibri"/>
-          <w:sz w:val="22"/>
-          <w:szCs w:val="22"/>
-        </w:rPr>
-        <w:t>Need the new cancer-type enrichment plot for Figure 4. could you put it in the repo then I can make a new one?</w:t>
-      </w:r>
-    </w:p>
-  </w:comment>
-  <w:comment w:id="1" w:author="Mo Liu" w:date="2026-06-29T16:55:00Z" w:initials="ML">
-    <w:p>
-      <w:pPr>
-        <w:overflowPunct w:val="false"/>
-        <w:spacing w:before="0" w:after="0" w:lineRule="auto" w:line="240"/>
-        <w:rPr/>
-      </w:pPr>
-      <w:r>
-        <w:annotationRef/>
-      </w:r>
-      <w:r>
-        <w:rPr>
-          <w:rFonts w:cs="Noto Sans Arabic UI" w:eastAsia="宋体" w:ascii="Calibri" w:hAnsi="Calibri"/>
-          <w:sz w:val="22"/>
-          <w:szCs w:val="22"/>
-        </w:rPr>
-        <w:t>Mo added some statements in the following paragraphs</w:t>
-      </w:r>
-    </w:p>
-  </w:comment>
-  <w:comment w:id="2" w:author="Mo Liu" w:date="2026-06-29T16:59:00Z" w:initials="ML">
-    <w:p>
-      <w:pPr>
-        <w:overflowPunct w:val="false"/>
-        <w:spacing w:before="0" w:after="0" w:lineRule="auto" w:line="240"/>
-        <w:rPr/>
-      </w:pPr>
-      <w:r>
-        <w:annotationRef/>
-      </w:r>
-      <w:r>
-        <w:rPr>
-          <w:rFonts w:cs="Noto Sans Arabic UI" w:eastAsia="宋体" w:ascii="Calibri" w:hAnsi="Calibri"/>
-          <w:sz w:val="22"/>
-          <w:szCs w:val="22"/>
-        </w:rPr>
-        <w:t>About ID_K, the leading strand enrichment is consistent with two POLE SBS signatures, 10a and 10b</w:t>
-      </w:r>
-    </w:p>
-  </w:comment>
-  <w:comment w:id="4" w:author="Mo Liu" w:date="2026-06-29T16:38:00Z" w:initials="ML">
-    <w:p>
-      <w:pPr>
-        <w:overflowPunct w:val="false"/>
-        <w:spacing w:before="0" w:after="0" w:lineRule="auto" w:line="240"/>
-        <w:rPr/>
-      </w:pPr>
-      <w:r>
-        <w:annotationRef/>
-      </w:r>
-      <w:r>
-        <w:rPr>
-          <w:rFonts w:cs="Noto Sans Arabic UI" w:eastAsia="宋体" w:ascii="Calibri" w:hAnsi="Calibri"/>
-          <w:sz w:val="22"/>
-          <w:szCs w:val="22"/>
-        </w:rPr>
-        <w:t>I see the Figure S4 was renamed to “do-not-use Figure S4”. But I forgot why… Do we still need this?</w:t>
-      </w:r>
-    </w:p>
-  </w:comment>
-  <w:comment w:id="3" w:author="Mo Liu" w:date="2026-06-29T17:03:00Z" w:initials="ML">
-    <w:p>
-      <w:pPr>
-        <w:overflowPunct w:val="false"/>
-        <w:spacing w:before="0" w:after="0" w:lineRule="auto" w:line="240"/>
-        <w:rPr/>
-      </w:pPr>
-      <w:r>
-        <w:annotationRef/>
-      </w:r>
-      <w:r>
-        <w:rPr>
-          <w:rFonts w:cs="Noto Sans Arabic UI" w:eastAsia="宋体" w:ascii="Calibri" w:hAnsi="Calibri"/>
-          <w:sz w:val="22"/>
-          <w:szCs w:val="22"/>
-        </w:rPr>
-        <w:t>I think this is because we want to remove the topography analysis of 89-type signatures, is this correct?</w:t>
-      </w:r>
-    </w:p>
-  </w:comment>
-  <w:comment w:id="7" w:author="Mo Liu" w:date="2026-05-25T13:45:00Z" w:initials="ML">
-    <w:p>
-      <w:pPr>
-        <w:overflowPunct w:val="true"/>
         <w:spacing w:lineRule="auto" w:line="240" w:before="0" w:after="0"/>
         <w:rPr/>
       </w:pPr>
@@ -21582,14 +21387,14 @@
           <w:sz w:val="22"/>
           <w:szCs w:val="22"/>
         </w:rPr>
-        <w:t>This is true. But not sure if this worths mentioning?</w:t>
+        <w:t>Need the new cancer-type enrichment plot for Figure 4. could you put it in the repo then I can make a new one?</w:t>
       </w:r>
     </w:p>
   </w:comment>
-  <w:comment w:id="6" w:author="Steve Rozen, Ph.D." w:date="2026-05-28T17:52:00Z" w:initials="SR">
-    <w:p>
-      <w:pPr>
-        <w:overflowPunct w:val="true"/>
+  <w:comment w:id="1" w:author="Mo Liu" w:date="2026-06-29T16:59:00Z" w:initials="ML">
+    <w:p>
+      <w:pPr>
+        <w:overflowPunct w:val="false"/>
         <w:spacing w:lineRule="auto" w:line="240" w:before="0" w:after="0"/>
         <w:rPr/>
       </w:pPr>
@@ -21602,15 +21407,15 @@
           <w:sz w:val="22"/>
           <w:szCs w:val="22"/>
         </w:rPr>
-        <w:t>Which ones do we supply that COSMIC does not, and are there any discordances between what we get and COSMIC for signatures that COSMIC does have topographical annotations for?</w:t>
+        <w:t>About ID_K, the leading strand enrichment is consistent with two POLE SBS signatures, 10a and 10b</w:t>
       </w:r>
     </w:p>
   </w:comment>
-  <w:comment w:id="5" w:author="Mo Liu" w:date="2026-05-29T16:03:00Z" w:initials="ML">
+  <w:comment w:id="3" w:author="Mo Liu" w:date="2026-06-29T16:38:00Z" w:initials="ML">
     <w:p>
       <w:pPr>
         <w:overflowPunct w:val="false"/>
-        <w:spacing w:before="0" w:after="0" w:lineRule="auto" w:line="240"/>
+        <w:spacing w:lineRule="auto" w:line="240" w:before="0" w:after="0"/>
         <w:rPr/>
       </w:pPr>
       <w:r>
@@ -21622,7 +21427,732 @@
           <w:sz w:val="22"/>
           <w:szCs w:val="22"/>
         </w:rPr>
+        <w:t>I see the Figure S4 was renamed to “do-not-use Figure S4”. But I forgot why… Do we still need this?</w:t>
+      </w:r>
+    </w:p>
+  </w:comment>
+  <w:comment w:id="2" w:author="Mo Liu" w:date="2026-06-29T17:03:00Z" w:initials="ML">
+    <w:p>
+      <w:pPr>
+        <w:overflowPunct w:val="false"/>
+        <w:spacing w:lineRule="auto" w:line="240" w:before="0" w:after="0"/>
+        <w:rPr/>
+      </w:pPr>
+      <w:r>
+        <w:annotationRef/>
+      </w:r>
+      <w:r>
+        <w:rPr>
+          <w:rFonts w:eastAsia="宋体" w:cs="Noto Sans Arabic UI" w:ascii="Calibri" w:hAnsi="Calibri"/>
+          <w:sz w:val="22"/>
+          <w:szCs w:val="22"/>
+        </w:rPr>
+        <w:t>I think this is because we want to remove the topography analysis of 89-type signatures, is this correct?</w:t>
+      </w:r>
+    </w:p>
+  </w:comment>
+  <w:comment w:id="6" w:author="Mo Liu" w:date="2026-05-25T13:45:00Z" w:initials="ML">
+    <w:p>
+      <w:pPr>
+        <w:overflowPunct w:val="true"/>
+        <w:spacing w:lineRule="auto" w:line="240" w:before="0" w:after="0"/>
+        <w:rPr/>
+      </w:pPr>
+      <w:r>
+        <w:annotationRef/>
+      </w:r>
+      <w:r>
+        <w:rPr>
+          <w:rFonts w:eastAsia="宋体" w:cs="Noto Sans Arabic UI" w:ascii="Calibri" w:hAnsi="Calibri"/>
+          <w:sz w:val="22"/>
+          <w:szCs w:val="22"/>
+        </w:rPr>
+        <w:t>This is true. But not sure if this worths mentioning?</w:t>
+      </w:r>
+    </w:p>
+  </w:comment>
+  <w:comment w:id="5" w:author="Steve Rozen, Ph.D." w:date="2026-05-28T17:52:00Z" w:initials="SR">
+    <w:p>
+      <w:pPr>
+        <w:overflowPunct w:val="true"/>
+        <w:spacing w:lineRule="auto" w:line="240" w:before="0" w:after="0"/>
+        <w:rPr/>
+      </w:pPr>
+      <w:r>
+        <w:annotationRef/>
+      </w:r>
+      <w:r>
+        <w:rPr>
+          <w:rFonts w:eastAsia="宋体" w:cs="Noto Sans Arabic UI" w:ascii="Calibri" w:hAnsi="Calibri"/>
+          <w:sz w:val="22"/>
+          <w:szCs w:val="22"/>
+        </w:rPr>
+        <w:t>Which ones do we supply that COSMIC does not, and are there any discordances between what we get and COSMIC for signatures that COSMIC does have topographical annotations for?</w:t>
+      </w:r>
+    </w:p>
+  </w:comment>
+  <w:comment w:id="4" w:author="Mo Liu" w:date="2026-05-29T16:03:00Z" w:initials="ML">
+    <w:p>
+      <w:pPr>
+        <w:overflowPunct w:val="false"/>
+        <w:spacing w:lineRule="auto" w:line="240" w:before="0" w:after="0"/>
+        <w:rPr/>
+      </w:pPr>
+      <w:r>
+        <w:annotationRef/>
+      </w:r>
+      <w:r>
+        <w:rPr>
+          <w:rFonts w:eastAsia="宋体" w:cs="Noto Sans Arabic UI" w:ascii="Calibri" w:hAnsi="Calibri"/>
+          <w:sz w:val="22"/>
+          <w:szCs w:val="22"/>
+        </w:rPr>
         <w:t>I update via email.</w:t>
+      </w:r>
+    </w:p>
+  </w:comment>
+  <w:comment w:id="7" w:author="Unknown Author" w:date="2026-07-02T20:23:31Z" w:initials="">
+    <w:p>
+      <w:pPr>
+        <w:overflowPunct w:val="false"/>
+        <w:spacing w:before="0" w:after="0" w:lineRule="auto" w:line="240"/>
+        <w:rPr/>
+      </w:pPr>
+      <w:r>
+        <w:annotationRef/>
+      </w:r>
+      <w:r>
+        <w:rPr>
+          <w:rFonts w:cs="Noto Sans Arabic UI" w:eastAsia="宋体" w:ascii="Calibri" w:hAnsi="Calibri"/>
+          <w:i/>
+          <w:sz w:val="16"/>
+          <w:szCs w:val="22"/>
+        </w:rPr>
+        <w:t>Reply to Mo Liu (05/29/2026, 16:03): "..."</w:t>
+      </w:r>
+    </w:p>
+    <w:p>
+      <w:pPr>
+        <w:overflowPunct w:val="false"/>
+        <w:spacing w:before="238" w:after="198" w:lineRule="auto" w:line="240"/>
+        <w:rPr/>
+      </w:pPr>
+      <w:r>
+        <w:rPr>
+          <w:rFonts w:cs="Noto Sans Arabic UI" w:eastAsia="宋体" w:ascii="Calibri" w:hAnsi="Calibri"/>
+          <w:sz w:val="20"/>
+          <w:szCs w:val="20"/>
+        </w:rPr>
+        <w:t>Hi Steve,</w:t>
+      </w:r>
+    </w:p>
+    <w:p>
+      <w:pPr>
+        <w:overflowPunct w:val="false"/>
+        <w:spacing w:before="238" w:after="198" w:lineRule="auto" w:line="240"/>
+        <w:rPr/>
+      </w:pPr>
+      <w:r>
+        <w:rPr>
+          <w:rFonts w:cs="Noto Sans Arabic UI" w:eastAsia="宋体" w:ascii="Calibri" w:hAnsi="Calibri"/>
+          <w:sz w:val="20"/>
+          <w:szCs w:val="20"/>
+        </w:rPr>
+      </w:r>
+    </w:p>
+    <w:p>
+      <w:pPr>
+        <w:overflowPunct w:val="false"/>
+        <w:spacing w:before="238" w:after="198" w:lineRule="auto" w:line="240"/>
+        <w:rPr/>
+      </w:pPr>
+      <w:r>
+        <w:rPr>
+          <w:rFonts w:cs="Noto Sans Arabic UI" w:eastAsia="宋体" w:ascii="Calibri" w:hAnsi="Calibri"/>
+          <w:sz w:val="20"/>
+          <w:szCs w:val="20"/>
+        </w:rPr>
+        <w:t>I summarized the topographical annotations available on the COSMIC website.</w:t>
+      </w:r>
+    </w:p>
+    <w:p>
+      <w:pPr>
+        <w:overflowPunct w:val="false"/>
+        <w:spacing w:before="238" w:after="198" w:lineRule="auto" w:line="240"/>
+        <w:rPr/>
+      </w:pPr>
+      <w:r>
+        <w:rPr>
+          <w:rFonts w:cs="Noto Sans Arabic UI" w:eastAsia="宋体" w:ascii="Calibri" w:hAnsi="Calibri"/>
+          <w:sz w:val="20"/>
+          <w:szCs w:val="20"/>
+        </w:rPr>
+      </w:r>
+    </w:p>
+    <w:p>
+      <w:pPr>
+        <w:overflowPunct w:val="false"/>
+        <w:spacing w:before="238" w:after="198" w:lineRule="auto" w:line="240"/>
+        <w:rPr/>
+      </w:pPr>
+      <w:r>
+        <w:rPr>
+          <w:rFonts w:cs="Noto Sans Arabic UI" w:eastAsia="宋体" w:ascii="Calibri" w:hAnsi="Calibri"/>
+          <w:sz w:val="20"/>
+          <w:szCs w:val="20"/>
+        </w:rPr>
+        <w:t>In our paper, we examined the following four features: replication strand asymmetry, transcription strand asymmetry, genic strand asymmetry, and replication timing.</w:t>
+      </w:r>
+    </w:p>
+    <w:p>
+      <w:pPr>
+        <w:overflowPunct w:val="false"/>
+        <w:spacing w:before="238" w:after="198" w:lineRule="auto" w:line="240"/>
+        <w:rPr/>
+      </w:pPr>
+      <w:r>
+        <w:rPr>
+          <w:rFonts w:cs="Noto Sans Arabic UI" w:eastAsia="宋体" w:ascii="Calibri" w:hAnsi="Calibri"/>
+          <w:sz w:val="20"/>
+          <w:szCs w:val="20"/>
+        </w:rPr>
+      </w:r>
+    </w:p>
+    <w:p>
+      <w:pPr>
+        <w:overflowPunct w:val="false"/>
+        <w:spacing w:before="238" w:after="198" w:lineRule="auto" w:line="240"/>
+        <w:rPr/>
+      </w:pPr>
+      <w:r>
+        <w:rPr>
+          <w:rFonts w:cs="Noto Sans Arabic UI" w:eastAsia="宋体" w:ascii="Calibri" w:hAnsi="Calibri"/>
+          <w:sz w:val="20"/>
+          <w:szCs w:val="20"/>
+        </w:rPr>
+        <w:t>On COSMIC, except for ID6, no signature was fully annotated with all four features. So our work indeed provides important topographical annotations for the 83-type signatures.</w:t>
+      </w:r>
+    </w:p>
+    <w:p>
+      <w:pPr>
+        <w:overflowPunct w:val="false"/>
+        <w:spacing w:before="238" w:after="198" w:lineRule="auto" w:line="240"/>
+        <w:rPr/>
+      </w:pPr>
+      <w:r>
+        <w:rPr>
+          <w:rFonts w:cs="Noto Sans Arabic UI" w:eastAsia="宋体" w:ascii="Calibri" w:hAnsi="Calibri"/>
+          <w:sz w:val="20"/>
+          <w:szCs w:val="20"/>
+        </w:rPr>
+      </w:r>
+    </w:p>
+    <w:p>
+      <w:pPr>
+        <w:overflowPunct w:val="false"/>
+        <w:spacing w:before="238" w:after="198" w:lineRule="auto" w:line="240"/>
+        <w:rPr/>
+      </w:pPr>
+      <w:r>
+        <w:rPr>
+          <w:rFonts w:cs="Noto Sans Arabic UI" w:eastAsia="宋体" w:ascii="Calibri" w:hAnsi="Calibri"/>
+          <w:sz w:val="20"/>
+          <w:szCs w:val="20"/>
+        </w:rPr>
+        <w:t>I’ve summarized the information in the attached file.</w:t>
+      </w:r>
+    </w:p>
+    <w:p>
+      <w:pPr>
+        <w:overflowPunct w:val="false"/>
+        <w:spacing w:before="238" w:after="198" w:lineRule="auto" w:line="240"/>
+        <w:rPr/>
+      </w:pPr>
+      <w:r>
+        <w:rPr>
+          <w:rFonts w:cs="Noto Sans Arabic UI" w:eastAsia="宋体" w:ascii="Calibri" w:hAnsi="Calibri"/>
+          <w:sz w:val="20"/>
+          <w:szCs w:val="20"/>
+        </w:rPr>
+        <w:t>Please let me know if you need more information.</w:t>
+      </w:r>
+    </w:p>
+    <w:p>
+      <w:pPr>
+        <w:overflowPunct w:val="false"/>
+        <w:spacing w:before="238" w:after="198" w:lineRule="auto" w:line="240"/>
+        <w:rPr/>
+      </w:pPr>
+      <w:r>
+        <w:rPr>
+          <w:rFonts w:cs="Noto Sans Arabic UI" w:eastAsia="宋体" w:ascii="Calibri" w:hAnsi="Calibri"/>
+          <w:sz w:val="20"/>
+          <w:szCs w:val="20"/>
+        </w:rPr>
+        <w:t>Thanks,Mo</w:t>
+      </w:r>
+    </w:p>
+    <w:p>
+      <w:pPr>
+        <w:overflowPunct w:val="false"/>
+        <w:spacing w:before="238" w:after="198" w:lineRule="auto" w:line="240"/>
+        <w:rPr/>
+      </w:pPr>
+      <w:r>
+        <w:rPr>
+          <w:rFonts w:cs="Noto Sans Arabic UI" w:eastAsia="宋体" w:ascii="Calibri" w:hAnsi="Calibri"/>
+          <w:sz w:val="20"/>
+          <w:szCs w:val="20"/>
+        </w:rPr>
+      </w:r>
+    </w:p>
+    <w:p>
+      <w:pPr>
+        <w:overflowPunct w:val="false"/>
+        <w:spacing w:before="238" w:after="198" w:lineRule="auto" w:line="240"/>
+        <w:rPr/>
+      </w:pPr>
+      <w:r>
+        <w:rPr>
+          <w:rFonts w:cs="Noto Sans Arabic UI" w:eastAsia="宋体" w:ascii="Calibri" w:hAnsi="Calibri"/>
+          <w:sz w:val="20"/>
+          <w:szCs w:val="20"/>
+        </w:rPr>
+      </w:r>
+    </w:p>
+    <w:p>
+      <w:pPr>
+        <w:overflowPunct w:val="false"/>
+        <w:spacing w:before="238" w:after="198" w:lineRule="auto" w:line="240"/>
+        <w:rPr/>
+      </w:pPr>
+      <w:r>
+        <w:rPr>
+          <w:rFonts w:cs="Noto Sans Arabic UI" w:eastAsia="宋体" w:ascii="Calibri" w:hAnsi="Calibri"/>
+          <w:sz w:val="20"/>
+          <w:szCs w:val="20"/>
+        </w:rPr>
+      </w:r>
+    </w:p>
+    <w:p>
+      <w:pPr>
+        <w:overflowPunct w:val="false"/>
+        <w:spacing w:before="238" w:after="198" w:lineRule="auto" w:line="240"/>
+        <w:rPr/>
+      </w:pPr>
+      <w:r>
+        <w:rPr>
+          <w:rFonts w:cs="Noto Sans Arabic UI" w:eastAsia="宋体" w:ascii="Calibri" w:hAnsi="Calibri"/>
+          <w:sz w:val="20"/>
+          <w:szCs w:val="20"/>
+        </w:rPr>
+      </w:r>
+    </w:p>
+    <w:p>
+      <w:pPr>
+        <w:overflowPunct w:val="false"/>
+        <w:spacing w:before="238" w:after="198" w:lineRule="auto" w:line="240"/>
+        <w:rPr/>
+      </w:pPr>
+      <w:r>
+        <w:rPr>
+          <w:rFonts w:cs="Noto Sans Arabic UI" w:eastAsia="宋体" w:ascii="Calibri" w:hAnsi="Calibri"/>
+          <w:sz w:val="20"/>
+          <w:szCs w:val="20"/>
+        </w:rPr>
+      </w:r>
+    </w:p>
+    <w:p>
+      <w:pPr>
+        <w:overflowPunct w:val="false"/>
+        <w:spacing w:before="238" w:after="198" w:lineRule="auto" w:line="240"/>
+        <w:rPr/>
+      </w:pPr>
+      <w:r>
+        <w:rPr>
+          <w:rFonts w:cs="Noto Sans Arabic UI" w:eastAsia="宋体" w:ascii="Calibri" w:hAnsi="Calibri"/>
+          <w:sz w:val="20"/>
+          <w:szCs w:val="20"/>
+        </w:rPr>
+      </w:r>
+    </w:p>
+    <w:p>
+      <w:pPr>
+        <w:overflowPunct w:val="false"/>
+        <w:spacing w:before="238" w:after="198" w:lineRule="auto" w:line="240"/>
+        <w:rPr/>
+      </w:pPr>
+      <w:r>
+        <w:rPr>
+          <w:rFonts w:cs="Noto Sans Arabic UI" w:eastAsia="宋体" w:ascii="Calibri" w:hAnsi="Calibri"/>
+          <w:sz w:val="20"/>
+          <w:szCs w:val="20"/>
+        </w:rPr>
+        <w:t>See COSMICv3.6 ID topographical annotation.xlsx</w:t>
+      </w:r>
+    </w:p>
+    <w:p>
+      <w:pPr>
+        <w:overflowPunct w:val="false"/>
+        <w:spacing w:before="238" w:after="198" w:lineRule="auto" w:line="240"/>
+        <w:rPr/>
+      </w:pPr>
+      <w:r>
+        <w:rPr>
+          <w:rFonts w:cs="Noto Sans Arabic UI" w:eastAsia="宋体" w:ascii="Calibri" w:hAnsi="Calibri"/>
+          <w:sz w:val="20"/>
+          <w:szCs w:val="20"/>
+        </w:rPr>
+      </w:r>
+    </w:p>
+    <w:p>
+      <w:pPr>
+        <w:overflowPunct w:val="false"/>
+        <w:spacing w:before="238" w:after="198" w:lineRule="auto" w:line="240"/>
+        <w:rPr/>
+      </w:pPr>
+      <w:r>
+        <w:rPr>
+          <w:rFonts w:cs="Noto Sans Arabic UI" w:eastAsia="宋体" w:ascii="Calibri" w:hAnsi="Calibri"/>
+          <w:sz w:val="20"/>
+          <w:szCs w:val="20"/>
+        </w:rPr>
+      </w:r>
+    </w:p>
+    <w:p>
+      <w:pPr>
+        <w:overflowPunct w:val="false"/>
+        <w:spacing w:before="238" w:after="198" w:lineRule="auto" w:line="240"/>
+        <w:rPr/>
+      </w:pPr>
+      <w:r>
+        <w:rPr>
+          <w:rFonts w:cs="Noto Sans Arabic UI" w:eastAsia="宋体" w:ascii="Calibri" w:hAnsi="Calibri"/>
+          <w:sz w:val="20"/>
+          <w:szCs w:val="20"/>
+        </w:rPr>
+      </w:r>
+    </w:p>
+    <w:p>
+      <w:pPr>
+        <w:overflowPunct w:val="false"/>
+        <w:spacing w:before="238" w:after="198" w:lineRule="auto" w:line="240"/>
+        <w:rPr/>
+      </w:pPr>
+      <w:r>
+        <w:rPr>
+          <w:rFonts w:cs="Noto Sans Arabic UI" w:eastAsia="宋体" w:ascii="Calibri" w:hAnsi="Calibri"/>
+          <w:sz w:val="20"/>
+          <w:szCs w:val="20"/>
+        </w:rPr>
+      </w:r>
+    </w:p>
+    <w:p>
+      <w:pPr>
+        <w:overflowPunct w:val="false"/>
+        <w:spacing w:before="238" w:after="198" w:lineRule="auto" w:line="240"/>
+        <w:rPr/>
+      </w:pPr>
+      <w:r>
+        <w:rPr>
+          <w:rFonts w:cs="Noto Sans Arabic UI" w:eastAsia="宋体" w:ascii="Calibri" w:hAnsi="Calibri"/>
+          <w:sz w:val="20"/>
+          <w:szCs w:val="20"/>
+        </w:rPr>
+      </w:r>
+    </w:p>
+    <w:p>
+      <w:pPr>
+        <w:overflowPunct w:val="false"/>
+        <w:spacing w:before="238" w:after="198" w:lineRule="auto" w:line="240"/>
+        <w:rPr/>
+      </w:pPr>
+      <w:r>
+        <w:rPr>
+          <w:rFonts w:cs="Noto Sans Arabic UI" w:eastAsia="宋体" w:ascii="Calibri" w:hAnsi="Calibri"/>
+          <w:sz w:val="20"/>
+          <w:szCs w:val="20"/>
+        </w:rPr>
+      </w:r>
+    </w:p>
+    <w:p>
+      <w:pPr>
+        <w:overflowPunct w:val="false"/>
+        <w:spacing w:before="238" w:after="198" w:lineRule="auto" w:line="240"/>
+        <w:rPr/>
+      </w:pPr>
+      <w:r>
+        <w:rPr>
+          <w:rFonts w:cs="Noto Sans Arabic UI" w:eastAsia="宋体" w:ascii="Calibri" w:hAnsi="Calibri"/>
+          <w:sz w:val="20"/>
+          <w:szCs w:val="20"/>
+        </w:rPr>
+      </w:r>
+    </w:p>
+    <w:p>
+      <w:pPr>
+        <w:overflowPunct w:val="false"/>
+        <w:spacing w:before="238" w:after="198" w:lineRule="auto" w:line="240"/>
+        <w:rPr/>
+      </w:pPr>
+      <w:r>
+        <w:rPr>
+          <w:rFonts w:cs="Noto Sans Arabic UI" w:eastAsia="宋体" w:ascii="Calibri" w:hAnsi="Calibri"/>
+          <w:sz w:val="20"/>
+          <w:szCs w:val="20"/>
+        </w:rPr>
+      </w:r>
+    </w:p>
+    <w:p>
+      <w:pPr>
+        <w:overflowPunct w:val="false"/>
+        <w:spacing w:before="238" w:after="198" w:lineRule="auto" w:line="240"/>
+        <w:rPr/>
+      </w:pPr>
+      <w:r>
+        <w:rPr>
+          <w:rFonts w:cs="Noto Sans Arabic UI" w:eastAsia="宋体" w:ascii="Calibri" w:hAnsi="Calibri"/>
+          <w:sz w:val="20"/>
+          <w:szCs w:val="20"/>
+        </w:rPr>
+      </w:r>
+    </w:p>
+    <w:p>
+      <w:pPr>
+        <w:overflowPunct w:val="false"/>
+        <w:spacing w:before="238" w:after="198" w:lineRule="auto" w:line="240"/>
+        <w:rPr/>
+      </w:pPr>
+      <w:r>
+        <w:rPr>
+          <w:rFonts w:cs="Noto Sans Arabic UI" w:eastAsia="宋体" w:ascii="Calibri" w:hAnsi="Calibri"/>
+          <w:sz w:val="20"/>
+          <w:szCs w:val="20"/>
+        </w:rPr>
+      </w:r>
+    </w:p>
+    <w:p>
+      <w:pPr>
+        <w:overflowPunct w:val="false"/>
+        <w:spacing w:before="238" w:after="198" w:lineRule="auto" w:line="240"/>
+        <w:rPr/>
+      </w:pPr>
+      <w:r>
+        <w:rPr>
+          <w:rFonts w:cs="Noto Sans Arabic UI" w:eastAsia="宋体" w:ascii="Calibri" w:hAnsi="Calibri"/>
+          <w:sz w:val="20"/>
+          <w:szCs w:val="20"/>
+        </w:rPr>
+      </w:r>
+    </w:p>
+    <w:p>
+      <w:pPr>
+        <w:overflowPunct w:val="false"/>
+        <w:spacing w:before="238" w:after="198" w:lineRule="auto" w:line="240"/>
+        <w:rPr/>
+      </w:pPr>
+      <w:r>
+        <w:rPr>
+          <w:rFonts w:cs="Noto Sans Arabic UI" w:eastAsia="宋体" w:ascii="Calibri" w:hAnsi="Calibri"/>
+          <w:sz w:val="20"/>
+          <w:szCs w:val="20"/>
+        </w:rPr>
+      </w:r>
+    </w:p>
+    <w:p>
+      <w:pPr>
+        <w:overflowPunct w:val="false"/>
+        <w:spacing w:before="238" w:after="198" w:lineRule="auto" w:line="240"/>
+        <w:rPr/>
+      </w:pPr>
+      <w:r>
+        <w:rPr>
+          <w:rFonts w:cs="Noto Sans Arabic UI" w:eastAsia="宋体" w:ascii="Calibri" w:hAnsi="Calibri"/>
+          <w:sz w:val="20"/>
+          <w:szCs w:val="20"/>
+        </w:rPr>
+      </w:r>
+    </w:p>
+    <w:p>
+      <w:pPr>
+        <w:overflowPunct w:val="false"/>
+        <w:spacing w:before="238" w:after="198" w:lineRule="auto" w:line="240"/>
+        <w:rPr/>
+      </w:pPr>
+      <w:r>
+        <w:rPr>
+          <w:rFonts w:cs="Noto Sans Arabic UI" w:eastAsia="宋体" w:ascii="Calibri" w:hAnsi="Calibri"/>
+          <w:sz w:val="20"/>
+          <w:szCs w:val="20"/>
+        </w:rPr>
+      </w:r>
+    </w:p>
+    <w:p>
+      <w:pPr>
+        <w:overflowPunct w:val="false"/>
+        <w:spacing w:before="238" w:after="198" w:lineRule="auto" w:line="240"/>
+        <w:rPr/>
+      </w:pPr>
+      <w:r>
+        <w:rPr>
+          <w:rFonts w:cs="Noto Sans Arabic UI" w:eastAsia="宋体" w:ascii="Calibri" w:hAnsi="Calibri"/>
+          <w:sz w:val="20"/>
+          <w:szCs w:val="20"/>
+        </w:rPr>
+      </w:r>
+    </w:p>
+    <w:p>
+      <w:pPr>
+        <w:overflowPunct w:val="false"/>
+        <w:spacing w:before="238" w:after="198" w:lineRule="auto" w:line="240"/>
+        <w:rPr/>
+      </w:pPr>
+      <w:r>
+        <w:rPr>
+          <w:rFonts w:cs="Noto Sans Arabic UI" w:eastAsia="宋体" w:ascii="Calibri" w:hAnsi="Calibri"/>
+          <w:sz w:val="20"/>
+          <w:szCs w:val="20"/>
+        </w:rPr>
+      </w:r>
+    </w:p>
+    <w:p>
+      <w:pPr>
+        <w:overflowPunct w:val="false"/>
+        <w:spacing w:before="238" w:after="198" w:lineRule="auto" w:line="240"/>
+        <w:rPr/>
+      </w:pPr>
+      <w:r>
+        <w:rPr>
+          <w:rFonts w:cs="Noto Sans Arabic UI" w:eastAsia="宋体" w:ascii="Calibri" w:hAnsi="Calibri"/>
+          <w:sz w:val="20"/>
+          <w:szCs w:val="20"/>
+        </w:rPr>
+      </w:r>
+    </w:p>
+    <w:p>
+      <w:pPr>
+        <w:overflowPunct w:val="false"/>
+        <w:spacing w:before="238" w:after="198" w:lineRule="auto" w:line="240"/>
+        <w:rPr/>
+      </w:pPr>
+      <w:r>
+        <w:rPr>
+          <w:rFonts w:cs="Noto Sans Arabic UI" w:eastAsia="宋体" w:ascii="Calibri" w:hAnsi="Calibri"/>
+          <w:sz w:val="20"/>
+          <w:szCs w:val="20"/>
+        </w:rPr>
+      </w:r>
+    </w:p>
+    <w:p>
+      <w:pPr>
+        <w:overflowPunct w:val="false"/>
+        <w:spacing w:before="238" w:after="198" w:lineRule="auto" w:line="240"/>
+        <w:rPr/>
+      </w:pPr>
+      <w:r>
+        <w:rPr>
+          <w:rFonts w:cs="Noto Sans Arabic UI" w:eastAsia="宋体" w:ascii="Calibri" w:hAnsi="Calibri"/>
+          <w:sz w:val="20"/>
+          <w:szCs w:val="20"/>
+        </w:rPr>
+      </w:r>
+    </w:p>
+    <w:p>
+      <w:pPr>
+        <w:overflowPunct w:val="false"/>
+        <w:spacing w:before="238" w:after="198" w:lineRule="auto" w:line="240"/>
+        <w:rPr/>
+      </w:pPr>
+      <w:r>
+        <w:rPr>
+          <w:rFonts w:cs="Noto Sans Arabic UI" w:eastAsia="宋体" w:ascii="Calibri" w:hAnsi="Calibri"/>
+          <w:sz w:val="20"/>
+          <w:szCs w:val="20"/>
+        </w:rPr>
+      </w:r>
+    </w:p>
+    <w:p>
+      <w:pPr>
+        <w:overflowPunct w:val="false"/>
+        <w:spacing w:before="238" w:after="198" w:lineRule="auto" w:line="240"/>
+        <w:rPr/>
+      </w:pPr>
+      <w:r>
+        <w:rPr>
+          <w:rFonts w:cs="Noto Sans Arabic UI" w:eastAsia="宋体" w:ascii="Calibri" w:hAnsi="Calibri"/>
+          <w:sz w:val="20"/>
+          <w:szCs w:val="20"/>
+        </w:rPr>
+      </w:r>
+    </w:p>
+    <w:p>
+      <w:pPr>
+        <w:overflowPunct w:val="false"/>
+        <w:spacing w:before="238" w:after="198" w:lineRule="auto" w:line="240"/>
+        <w:rPr/>
+      </w:pPr>
+      <w:r>
+        <w:rPr>
+          <w:rFonts w:cs="Noto Sans Arabic UI" w:eastAsia="宋体" w:ascii="Calibri" w:hAnsi="Calibri"/>
+          <w:sz w:val="20"/>
+          <w:szCs w:val="20"/>
+        </w:rPr>
+      </w:r>
+    </w:p>
+    <w:p>
+      <w:pPr>
+        <w:overflowPunct w:val="false"/>
+        <w:spacing w:before="238" w:after="198" w:lineRule="auto" w:line="240"/>
+        <w:rPr/>
+      </w:pPr>
+      <w:r>
+        <w:rPr>
+          <w:rFonts w:cs="Noto Sans Arabic UI" w:eastAsia="宋体" w:ascii="Calibri" w:hAnsi="Calibri"/>
+          <w:sz w:val="20"/>
+          <w:szCs w:val="20"/>
+        </w:rPr>
+      </w:r>
+    </w:p>
+    <w:p>
+      <w:pPr>
+        <w:overflowPunct w:val="false"/>
+        <w:spacing w:before="238" w:after="198" w:lineRule="auto" w:line="240"/>
+        <w:rPr/>
+      </w:pPr>
+      <w:r>
+        <w:rPr>
+          <w:rFonts w:cs="Noto Sans Arabic UI" w:eastAsia="宋体" w:ascii="Calibri" w:hAnsi="Calibri"/>
+          <w:sz w:val="20"/>
+          <w:szCs w:val="20"/>
+        </w:rPr>
+      </w:r>
+    </w:p>
+    <w:p>
+      <w:pPr>
+        <w:overflowPunct w:val="false"/>
+        <w:spacing w:before="238" w:after="198" w:lineRule="auto" w:line="240"/>
+        <w:rPr/>
+      </w:pPr>
+      <w:r>
+        <w:rPr>
+          <w:rFonts w:cs="Noto Sans Arabic UI" w:eastAsia="宋体" w:ascii="Calibri" w:hAnsi="Calibri"/>
+          <w:sz w:val="20"/>
+          <w:szCs w:val="20"/>
+        </w:rPr>
+      </w:r>
+    </w:p>
+    <w:p>
+      <w:pPr>
+        <w:overflowPunct w:val="false"/>
+        <w:spacing w:before="238" w:after="198" w:lineRule="auto" w:line="240"/>
+        <w:rPr/>
+      </w:pPr>
+      <w:r>
+        <w:rPr>
+          <w:rFonts w:cs="Noto Sans Arabic UI" w:eastAsia="宋体" w:ascii="Calibri" w:hAnsi="Calibri"/>
+          <w:sz w:val="20"/>
+          <w:szCs w:val="20"/>
+        </w:rPr>
       </w:r>
     </w:p>
   </w:comment>
@@ -21634,6 +22164,7 @@
   <w15:commentEx w15:paraId="02000000" w15:paraIdParent="01000000"/>
   <w15:commentEx w15:paraId="04000000" w15:paraIdParent="03000000"/>
   <w15:commentEx w15:paraId="05000000" w15:paraIdParent="03000000"/>
+  <w15:commentEx w15:paraId="06000000" w15:paraIdParent="05000000"/>
 </w15:commentsEx>
 </file>
 
@@ -21642,8 +22173,7 @@
   <w:p>
     <w:pPr>
       <w:pStyle w:val="Footer"/>
-      <w:snapToGrid w:val="false"/>
-      <w:spacing w:lineRule="auto" w:line="240" w:before="0" w:after="160"/>
+      <w:spacing w:before="0" w:after="160"/>
       <w:rPr/>
     </w:pPr>
     <w:r>
@@ -23162,7 +23692,7 @@
       <w:jc w:val="start"/>
     </w:pPr>
     <w:rPr>
-      <w:rFonts w:eastAsia="DejaVu Sans" w:ascii="Calibri" w:hAnsi="Calibri" w:cs="Noto Sans Arabic UI"/>
+      <w:rFonts w:ascii="Calibri" w:hAnsi="Calibri" w:eastAsia="DejaVu Sans" w:cs="Noto Sans Arabic UI"/>
       <w:color w:val="auto"/>
       <w:kern w:val="0"/>
       <w:sz w:val="22"/>
@@ -23229,6 +23759,7 @@
     <w:link w:val="normalfirstChar"/>
     <w:qFormat/>
     <w:pPr>
+      <w:keepNext w:val="true"/>
       <w:ind w:hanging="0"/>
     </w:pPr>
     <w:rPr/>
